--- a/Document/강성민/작업일지/강성민_작업일지_79주차.docx
+++ b/Document/강성민/작업일지/강성민_작업일지_79주차.docx
@@ -97,11 +97,6 @@
             <w:tcW w:w="1701" w:type="dxa"/>
           </w:tcPr>
           <w:p>
-            <w:pPr>
-              <w:rPr>
-                <w:rFonts w:hint="eastAsia"/>
-              </w:rPr>
-            </w:pPr>
             <w:r>
               <w:rPr>
                 <w:rFonts w:hint="eastAsia"/>
@@ -215,6 +210,14 @@
     <w:p>
       <w:pPr>
         <w:rPr>
+          <w:rFonts w:hint="eastAsia"/>
+          <w:noProof/>
+        </w:rPr>
+      </w:pPr>
+    </w:p>
+    <w:p>
+      <w:pPr>
+        <w:rPr>
           <w:noProof/>
         </w:rPr>
       </w:pPr>
@@ -223,10 +226,10 @@
           <w:noProof/>
         </w:rPr>
         <w:drawing>
-          <wp:inline distT="0" distB="0" distL="0" distR="0" wp14:anchorId="7ABE2EFC" wp14:editId="7E8C7EF4">
-            <wp:extent cx="5727700" cy="3597275"/>
-            <wp:effectExtent l="0" t="0" r="6350" b="3175"/>
-            <wp:docPr id="720272335" name="그림 1"/>
+          <wp:inline distT="0" distB="0" distL="0" distR="0" wp14:anchorId="2AE4604B" wp14:editId="38A31B73">
+            <wp:extent cx="5719445" cy="2812415"/>
+            <wp:effectExtent l="0" t="0" r="0" b="6985"/>
+            <wp:docPr id="369901836" name="그림 1"/>
             <wp:cNvGraphicFramePr>
               <a:graphicFrameLocks xmlns:a="http://schemas.openxmlformats.org/drawingml/2006/main" noChangeAspect="1"/>
             </wp:cNvGraphicFramePr>
@@ -240,7 +243,7 @@
                     </pic:cNvPicPr>
                   </pic:nvPicPr>
                   <pic:blipFill>
-                    <a:blip r:embed="rId7">
+                    <a:blip r:embed="rId7" cstate="print">
                       <a:extLst>
                         <a:ext uri="{28A0092B-C50C-407E-A947-70E740481C1C}">
                           <a14:useLocalDpi xmlns:a14="http://schemas.microsoft.com/office/drawing/2010/main" val="0"/>
@@ -255,7 +258,7 @@
                   <pic:spPr bwMode="auto">
                     <a:xfrm>
                       <a:off x="0" y="0"/>
-                      <a:ext cx="5727700" cy="3597275"/>
+                      <a:ext cx="5719445" cy="2812415"/>
                     </a:xfrm>
                     <a:prstGeom prst="rect">
                       <a:avLst/>
@@ -275,7 +278,6 @@
     <w:p>
       <w:pPr>
         <w:rPr>
-          <w:rFonts w:hint="eastAsia"/>
           <w:noProof/>
         </w:rPr>
       </w:pPr>
@@ -283,12 +285,11 @@
         <w:rPr>
           <w:noProof/>
         </w:rPr>
-        <w:lastRenderedPageBreak/>
         <w:drawing>
-          <wp:inline distT="0" distB="0" distL="0" distR="0" wp14:anchorId="57037566" wp14:editId="35ADE7B6">
-            <wp:extent cx="5727700" cy="4770120"/>
-            <wp:effectExtent l="0" t="0" r="6350" b="0"/>
-            <wp:docPr id="1135482610" name="그림 2"/>
+          <wp:inline distT="0" distB="0" distL="0" distR="0" wp14:anchorId="56DA1572" wp14:editId="2F38FF33">
+            <wp:extent cx="5719445" cy="2984500"/>
+            <wp:effectExtent l="0" t="0" r="0" b="6350"/>
+            <wp:docPr id="1721412937" name="그림 2"/>
             <wp:cNvGraphicFramePr>
               <a:graphicFrameLocks xmlns:a="http://schemas.openxmlformats.org/drawingml/2006/main" noChangeAspect="1"/>
             </wp:cNvGraphicFramePr>
@@ -302,7 +303,7 @@
                     </pic:cNvPicPr>
                   </pic:nvPicPr>
                   <pic:blipFill>
-                    <a:blip r:embed="rId8">
+                    <a:blip r:embed="rId8" cstate="print">
                       <a:extLst>
                         <a:ext uri="{28A0092B-C50C-407E-A947-70E740481C1C}">
                           <a14:useLocalDpi xmlns:a14="http://schemas.microsoft.com/office/drawing/2010/main" val="0"/>
@@ -317,7 +318,7 @@
                   <pic:spPr bwMode="auto">
                     <a:xfrm>
                       <a:off x="0" y="0"/>
-                      <a:ext cx="5727700" cy="4770120"/>
+                      <a:ext cx="5719445" cy="2984500"/>
                     </a:xfrm>
                     <a:prstGeom prst="rect">
                       <a:avLst/>
@@ -340,16 +341,31 @@
           <w:noProof/>
         </w:rPr>
       </w:pPr>
+    </w:p>
+    <w:p>
+      <w:pPr>
+        <w:rPr>
+          <w:noProof/>
+        </w:rPr>
+      </w:pPr>
+    </w:p>
+    <w:p>
+      <w:pPr>
+        <w:rPr>
+          <w:noProof/>
+        </w:rPr>
+      </w:pPr>
       <w:r>
         <w:rPr>
+          <w:rFonts w:hint="eastAsia"/>
           <w:noProof/>
         </w:rPr>
         <w:lastRenderedPageBreak/>
         <w:drawing>
-          <wp:inline distT="0" distB="0" distL="0" distR="0" wp14:anchorId="40F903BE" wp14:editId="21BC631A">
-            <wp:extent cx="5727700" cy="4770120"/>
+          <wp:inline distT="0" distB="0" distL="0" distR="0" wp14:anchorId="0E566A80" wp14:editId="3346690E">
+            <wp:extent cx="5727700" cy="1716405"/>
             <wp:effectExtent l="0" t="0" r="6350" b="0"/>
-            <wp:docPr id="992135161" name="그림 3"/>
+            <wp:docPr id="2040028095" name="그림 3"/>
             <wp:cNvGraphicFramePr>
               <a:graphicFrameLocks xmlns:a="http://schemas.openxmlformats.org/drawingml/2006/main" noChangeAspect="1"/>
             </wp:cNvGraphicFramePr>
@@ -363,7 +379,7 @@
                     </pic:cNvPicPr>
                   </pic:nvPicPr>
                   <pic:blipFill>
-                    <a:blip r:embed="rId9">
+                    <a:blip r:embed="rId9" cstate="print">
                       <a:extLst>
                         <a:ext uri="{28A0092B-C50C-407E-A947-70E740481C1C}">
                           <a14:useLocalDpi xmlns:a14="http://schemas.microsoft.com/office/drawing/2010/main" val="0"/>
@@ -378,7 +394,7 @@
                   <pic:spPr bwMode="auto">
                     <a:xfrm>
                       <a:off x="0" y="0"/>
-                      <a:ext cx="5727700" cy="4770120"/>
+                      <a:ext cx="5727700" cy="1716405"/>
                     </a:xfrm>
                     <a:prstGeom prst="rect">
                       <a:avLst/>
@@ -398,10 +414,188 @@
     <w:p>
       <w:pPr>
         <w:rPr>
+          <w:noProof/>
+        </w:rPr>
+      </w:pPr>
+    </w:p>
+    <w:p>
+      <w:pPr>
+        <w:rPr>
+          <w:noProof/>
+        </w:rPr>
+      </w:pPr>
+      <w:r>
+        <w:rPr>
           <w:rFonts w:hint="eastAsia"/>
           <w:noProof/>
         </w:rPr>
-      </w:pPr>
+        <w:drawing>
+          <wp:inline distT="0" distB="0" distL="0" distR="0" wp14:anchorId="7BE106E0" wp14:editId="1469C5EB">
+            <wp:extent cx="4822190" cy="5770880"/>
+            <wp:effectExtent l="0" t="0" r="0" b="1270"/>
+            <wp:docPr id="2044432291" name="그림 5"/>
+            <wp:cNvGraphicFramePr>
+              <a:graphicFrameLocks xmlns:a="http://schemas.openxmlformats.org/drawingml/2006/main" noChangeAspect="1"/>
+            </wp:cNvGraphicFramePr>
+            <a:graphic xmlns:a="http://schemas.openxmlformats.org/drawingml/2006/main">
+              <a:graphicData uri="http://schemas.openxmlformats.org/drawingml/2006/picture">
+                <pic:pic xmlns:pic="http://schemas.openxmlformats.org/drawingml/2006/picture">
+                  <pic:nvPicPr>
+                    <pic:cNvPr id="0" name="Picture 5"/>
+                    <pic:cNvPicPr>
+                      <a:picLocks noChangeAspect="1" noChangeArrowheads="1"/>
+                    </pic:cNvPicPr>
+                  </pic:nvPicPr>
+                  <pic:blipFill>
+                    <a:blip r:embed="rId10">
+                      <a:extLst>
+                        <a:ext uri="{28A0092B-C50C-407E-A947-70E740481C1C}">
+                          <a14:useLocalDpi xmlns:a14="http://schemas.microsoft.com/office/drawing/2010/main" val="0"/>
+                        </a:ext>
+                      </a:extLst>
+                    </a:blip>
+                    <a:srcRect/>
+                    <a:stretch>
+                      <a:fillRect/>
+                    </a:stretch>
+                  </pic:blipFill>
+                  <pic:spPr bwMode="auto">
+                    <a:xfrm>
+                      <a:off x="0" y="0"/>
+                      <a:ext cx="4822190" cy="5770880"/>
+                    </a:xfrm>
+                    <a:prstGeom prst="rect">
+                      <a:avLst/>
+                    </a:prstGeom>
+                    <a:noFill/>
+                    <a:ln>
+                      <a:noFill/>
+                    </a:ln>
+                  </pic:spPr>
+                </pic:pic>
+              </a:graphicData>
+            </a:graphic>
+          </wp:inline>
+        </w:drawing>
+      </w:r>
+    </w:p>
+    <w:p>
+      <w:pPr>
+        <w:rPr>
+          <w:rFonts w:hint="eastAsia"/>
+          <w:noProof/>
+        </w:rPr>
+      </w:pPr>
+      <w:r>
+        <w:rPr>
+          <w:rFonts w:hint="eastAsia"/>
+          <w:noProof/>
+        </w:rPr>
+        <w:lastRenderedPageBreak/>
+        <w:drawing>
+          <wp:inline distT="0" distB="0" distL="0" distR="0" wp14:anchorId="561EA504" wp14:editId="74DF050B">
+            <wp:extent cx="4761865" cy="5745480"/>
+            <wp:effectExtent l="0" t="0" r="635" b="7620"/>
+            <wp:docPr id="1997685010" name="그림 7"/>
+            <wp:cNvGraphicFramePr>
+              <a:graphicFrameLocks xmlns:a="http://schemas.openxmlformats.org/drawingml/2006/main" noChangeAspect="1"/>
+            </wp:cNvGraphicFramePr>
+            <a:graphic xmlns:a="http://schemas.openxmlformats.org/drawingml/2006/main">
+              <a:graphicData uri="http://schemas.openxmlformats.org/drawingml/2006/picture">
+                <pic:pic xmlns:pic="http://schemas.openxmlformats.org/drawingml/2006/picture">
+                  <pic:nvPicPr>
+                    <pic:cNvPr id="0" name="Picture 7"/>
+                    <pic:cNvPicPr>
+                      <a:picLocks noChangeAspect="1" noChangeArrowheads="1"/>
+                    </pic:cNvPicPr>
+                  </pic:nvPicPr>
+                  <pic:blipFill>
+                    <a:blip r:embed="rId11">
+                      <a:extLst>
+                        <a:ext uri="{28A0092B-C50C-407E-A947-70E740481C1C}">
+                          <a14:useLocalDpi xmlns:a14="http://schemas.microsoft.com/office/drawing/2010/main" val="0"/>
+                        </a:ext>
+                      </a:extLst>
+                    </a:blip>
+                    <a:srcRect/>
+                    <a:stretch>
+                      <a:fillRect/>
+                    </a:stretch>
+                  </pic:blipFill>
+                  <pic:spPr bwMode="auto">
+                    <a:xfrm>
+                      <a:off x="0" y="0"/>
+                      <a:ext cx="4761865" cy="5745480"/>
+                    </a:xfrm>
+                    <a:prstGeom prst="rect">
+                      <a:avLst/>
+                    </a:prstGeom>
+                    <a:noFill/>
+                    <a:ln>
+                      <a:noFill/>
+                    </a:ln>
+                  </pic:spPr>
+                </pic:pic>
+              </a:graphicData>
+            </a:graphic>
+          </wp:inline>
+        </w:drawing>
+      </w:r>
+      <w:r>
+        <w:rPr>
+          <w:rFonts w:hint="eastAsia"/>
+          <w:noProof/>
+        </w:rPr>
+        <w:lastRenderedPageBreak/>
+        <w:drawing>
+          <wp:inline distT="0" distB="0" distL="0" distR="0" wp14:anchorId="31FE6EE3" wp14:editId="07F0F588">
+            <wp:extent cx="4761865" cy="5745480"/>
+            <wp:effectExtent l="0" t="0" r="635" b="7620"/>
+            <wp:docPr id="80527943" name="그림 6"/>
+            <wp:cNvGraphicFramePr>
+              <a:graphicFrameLocks xmlns:a="http://schemas.openxmlformats.org/drawingml/2006/main" noChangeAspect="1"/>
+            </wp:cNvGraphicFramePr>
+            <a:graphic xmlns:a="http://schemas.openxmlformats.org/drawingml/2006/main">
+              <a:graphicData uri="http://schemas.openxmlformats.org/drawingml/2006/picture">
+                <pic:pic xmlns:pic="http://schemas.openxmlformats.org/drawingml/2006/picture">
+                  <pic:nvPicPr>
+                    <pic:cNvPr id="0" name="Picture 6"/>
+                    <pic:cNvPicPr>
+                      <a:picLocks noChangeAspect="1" noChangeArrowheads="1"/>
+                    </pic:cNvPicPr>
+                  </pic:nvPicPr>
+                  <pic:blipFill>
+                    <a:blip r:embed="rId12">
+                      <a:extLst>
+                        <a:ext uri="{28A0092B-C50C-407E-A947-70E740481C1C}">
+                          <a14:useLocalDpi xmlns:a14="http://schemas.microsoft.com/office/drawing/2010/main" val="0"/>
+                        </a:ext>
+                      </a:extLst>
+                    </a:blip>
+                    <a:srcRect/>
+                    <a:stretch>
+                      <a:fillRect/>
+                    </a:stretch>
+                  </pic:blipFill>
+                  <pic:spPr bwMode="auto">
+                    <a:xfrm>
+                      <a:off x="0" y="0"/>
+                      <a:ext cx="4761865" cy="5745480"/>
+                    </a:xfrm>
+                    <a:prstGeom prst="rect">
+                      <a:avLst/>
+                    </a:prstGeom>
+                    <a:noFill/>
+                    <a:ln>
+                      <a:noFill/>
+                    </a:ln>
+                  </pic:spPr>
+                </pic:pic>
+              </a:graphicData>
+            </a:graphic>
+          </wp:inline>
+        </w:drawing>
+      </w:r>
     </w:p>
     <w:tbl>
       <w:tblPr>
@@ -557,11 +751,6 @@
             <w:tcW w:w="2256" w:type="dxa"/>
           </w:tcPr>
           <w:p>
-            <w:pPr>
-              <w:rPr>
-                <w:rFonts w:hint="eastAsia"/>
-              </w:rPr>
-            </w:pPr>
             <w:r>
               <w:rPr>
                 <w:rFonts w:hint="eastAsia"/>
@@ -734,7 +923,7 @@
     <w:p/>
     <w:p/>
     <w:sectPr>
-      <w:headerReference w:type="default" r:id="rId10"/>
+      <w:headerReference w:type="default" r:id="rId13"/>
       <w:pgSz w:w="11906" w:h="16838"/>
       <w:pgMar w:top="1701" w:right="1440" w:bottom="1440" w:left="1440" w:header="851" w:footer="992" w:gutter="0"/>
       <w:cols w:space="425"/>
@@ -871,28 +1060,48 @@
         <w:bCs/>
       </w:rPr>
     </w:pPr>
+    <w:proofErr w:type="spellStart"/>
     <w:r>
       <w:rPr>
         <w:rFonts w:hint="eastAsia"/>
         <w:b/>
         <w:bCs/>
       </w:rPr>
-      <w:t>팀명:</w:t>
+      <w:t>팀명</w:t>
     </w:r>
-    <w:r>
-      <w:rPr>
-        <w:b/>
-        <w:bCs/>
-      </w:rPr>
-      <w:t xml:space="preserve"> </w:t>
-    </w:r>
+    <w:proofErr w:type="spellEnd"/>
     <w:r>
       <w:rPr>
         <w:rFonts w:hint="eastAsia"/>
         <w:b/>
         <w:bCs/>
       </w:rPr>
-      <w:t>컬트(cult)</w:t>
+      <w:t>:</w:t>
+    </w:r>
+    <w:r>
+      <w:rPr>
+        <w:b/>
+        <w:bCs/>
+      </w:rPr>
+      <w:t xml:space="preserve"> </w:t>
+    </w:r>
+    <w:proofErr w:type="spellStart"/>
+    <w:r>
+      <w:rPr>
+        <w:rFonts w:hint="eastAsia"/>
+        <w:b/>
+        <w:bCs/>
+      </w:rPr>
+      <w:t>컬트</w:t>
+    </w:r>
+    <w:proofErr w:type="spellEnd"/>
+    <w:r>
+      <w:rPr>
+        <w:rFonts w:hint="eastAsia"/>
+        <w:b/>
+        <w:bCs/>
+      </w:rPr>
+      <w:t>(cult)</w:t>
     </w:r>
   </w:p>
 </w:hdr>
